--- a/TriageAgent Documents/TriageAgent_LLD.docx
+++ b/TriageAgent Documents/TriageAgent_LLD.docx
@@ -128,6 +128,7 @@
         </w:rPr>
         <w:t xml:space="preserve"> </w:t>
       </w:r>
+      <w:proofErr w:type="spellStart"/>
       <w:r>
         <w:rPr>
           <w:sz w:val="32"/>
@@ -142,6 +143,7 @@
         </w:rPr>
         <w:t>AI</w:t>
       </w:r>
+      <w:proofErr w:type="spellEnd"/>
     </w:p>
     <w:p>
       <w:pPr>
@@ -175,7 +177,15 @@
         <w:t xml:space="preserve"> </w:t>
       </w:r>
       <w:r>
-        <w:t>Medicaps University – Datagami Skill Based Course</w:t>
+        <w:t xml:space="preserve">Medicaps University – </w:t>
+      </w:r>
+      <w:proofErr w:type="spellStart"/>
+      <w:r>
+        <w:t>Datagami</w:t>
+      </w:r>
+      <w:proofErr w:type="spellEnd"/>
+      <w:r>
+        <w:t xml:space="preserve"> Skill Based Course</w:t>
       </w:r>
     </w:p>
     <w:p>
@@ -1340,6 +1350,7 @@
       <w:pPr>
         <w:jc w:val="both"/>
       </w:pPr>
+      <w:proofErr w:type="spellStart"/>
       <w:r>
         <w:rPr>
           <w:b/>
@@ -1347,6 +1358,7 @@
         </w:rPr>
         <w:t>TriageAgent</w:t>
       </w:r>
+      <w:proofErr w:type="spellEnd"/>
       <w:r>
         <w:t xml:space="preserve"> is a production-grade, AI-powered communication triage system designed to solve this problem. </w:t>
       </w:r>
@@ -1418,6 +1430,7 @@
       <w:r>
         <w:t xml:space="preserve">Built on a modern full-stack architecture using </w:t>
       </w:r>
+      <w:proofErr w:type="spellStart"/>
       <w:r>
         <w:rPr>
           <w:b/>
@@ -1425,6 +1438,7 @@
         </w:rPr>
         <w:t>FastAPI</w:t>
       </w:r>
+      <w:proofErr w:type="spellEnd"/>
       <w:r>
         <w:t xml:space="preserve"> on the backend and </w:t>
       </w:r>
@@ -1436,7 +1450,15 @@
         <w:t>React</w:t>
       </w:r>
       <w:r>
-        <w:t xml:space="preserve"> on the frontend, TriageAgent integrates </w:t>
+        <w:t xml:space="preserve"> on the frontend, </w:t>
+      </w:r>
+      <w:proofErr w:type="spellStart"/>
+      <w:r>
+        <w:t>TriageAgent</w:t>
+      </w:r>
+      <w:proofErr w:type="spellEnd"/>
+      <w:r>
+        <w:t xml:space="preserve"> integrates </w:t>
       </w:r>
       <w:r>
         <w:rPr>
@@ -1455,6 +1477,7 @@
       <w:r>
         <w:t xml:space="preserve">as its core LLM, </w:t>
       </w:r>
+      <w:proofErr w:type="spellStart"/>
       <w:r>
         <w:rPr>
           <w:b/>
@@ -1462,6 +1485,7 @@
         </w:rPr>
         <w:t>spaCy</w:t>
       </w:r>
+      <w:proofErr w:type="spellEnd"/>
       <w:r>
         <w:t xml:space="preserve"> for fast offline </w:t>
       </w:r>
@@ -1471,6 +1495,7 @@
       <w:r>
         <w:t xml:space="preserve">, </w:t>
       </w:r>
+      <w:proofErr w:type="spellStart"/>
       <w:r>
         <w:rPr>
           <w:b/>
@@ -1478,6 +1503,7 @@
         </w:rPr>
         <w:t>LangChain</w:t>
       </w:r>
+      <w:proofErr w:type="spellEnd"/>
       <w:r>
         <w:t xml:space="preserve"> for multi-agent orchestration, and </w:t>
       </w:r>
@@ -1611,7 +1637,15 @@
         <w:t>:</w:t>
       </w:r>
       <w:r>
-        <w:t xml:space="preserve"> Extract names, dates, amounts, emails, receipt IDs, and case numbers using hybrid spaCy + LLM approach.</w:t>
+        <w:t xml:space="preserve"> Extract names, dates, amounts, emails, receipt IDs, and case numbers using hybrid </w:t>
+      </w:r>
+      <w:proofErr w:type="spellStart"/>
+      <w:r>
+        <w:t>spaCy</w:t>
+      </w:r>
+      <w:proofErr w:type="spellEnd"/>
+      <w:r>
+        <w:t xml:space="preserve"> + LLM approach.</w:t>
       </w:r>
     </w:p>
     <w:p>
@@ -1877,12 +1911,21 @@
       <w:r>
         <w:t xml:space="preserve">This Low-Level Design (LLD) document provides a detailed technical specification for the </w:t>
       </w:r>
+      <w:proofErr w:type="spellStart"/>
       <w:r>
         <w:rPr>
           <w:b/>
           <w:bCs/>
         </w:rPr>
-        <w:t xml:space="preserve">TriageAgent </w:t>
+        <w:t>TriageAgent</w:t>
+      </w:r>
+      <w:proofErr w:type="spellEnd"/>
+      <w:r>
+        <w:rPr>
+          <w:b/>
+          <w:bCs/>
+        </w:rPr>
+        <w:t xml:space="preserve"> </w:t>
       </w:r>
       <w:r>
         <w:t xml:space="preserve">system — </w:t>
@@ -2019,7 +2062,15 @@
         <w:jc w:val="both"/>
       </w:pPr>
       <w:r>
-        <w:t>This document serves as the primary technical reference for developers, reviewers, and evaluators of the project. It covers both the backend (FastAPI + AI agents) and the frontend (React 18) subsystems.</w:t>
+        <w:t>This document serves as the primary technical reference for developers, reviewers, and evaluators of the project. It covers both the backend (</w:t>
+      </w:r>
+      <w:proofErr w:type="spellStart"/>
+      <w:r>
+        <w:t>FastAPI</w:t>
+      </w:r>
+      <w:proofErr w:type="spellEnd"/>
+      <w:r>
+        <w:t xml:space="preserve"> + AI agents) and the frontend (React 18) subsystems.</w:t>
       </w:r>
     </w:p>
     <w:p>
@@ -2341,8 +2392,13 @@
         <w:spacing w:before="1" w:after="0" w:line="240" w:lineRule="auto"/>
         <w:jc w:val="both"/>
       </w:pPr>
-      <w:r>
-        <w:t>TriageAgent is a production-grade, AI-powered reactive triage system built for Non-Profit organizations. It automates the processing of incoming communications by performing four core operations in sequence:</w:t>
+      <w:proofErr w:type="spellStart"/>
+      <w:r>
+        <w:t>TriageAgent</w:t>
+      </w:r>
+      <w:proofErr w:type="spellEnd"/>
+      <w:r>
+        <w:t xml:space="preserve"> is a production-grade, AI-powered reactive triage system built for Non-Profit organizations. It automates the processing of incoming communications by performing four core operations in sequence:</w:t>
       </w:r>
     </w:p>
     <w:tbl>
@@ -2723,8 +2779,21 @@
               <w:autoSpaceDN w:val="0"/>
               <w:spacing w:before="1" w:after="0" w:line="240" w:lineRule="auto"/>
             </w:pPr>
-            <w:r>
-              <w:t>spaCy en_core_web_sm + Gemini LLM (hybrid)</w:t>
+            <w:proofErr w:type="spellStart"/>
+            <w:r>
+              <w:t>spaCy</w:t>
+            </w:r>
+            <w:proofErr w:type="spellEnd"/>
+            <w:r>
+              <w:t xml:space="preserve"> </w:t>
+            </w:r>
+            <w:proofErr w:type="spellStart"/>
+            <w:r>
+              <w:t>en_core_web_sm</w:t>
+            </w:r>
+            <w:proofErr w:type="spellEnd"/>
+            <w:r>
+              <w:t xml:space="preserve"> + Gemini LLM (hybrid)</w:t>
             </w:r>
           </w:p>
         </w:tc>
@@ -2849,7 +2918,15 @@
               <w:spacing w:before="1" w:after="0" w:line="240" w:lineRule="auto"/>
             </w:pPr>
             <w:r>
-              <w:t>Gemini 2.5 Flash (temp=0.7, max_tokens=2000)</w:t>
+              <w:t xml:space="preserve">Gemini 2.5 Flash (temp=0.7, </w:t>
+            </w:r>
+            <w:proofErr w:type="spellStart"/>
+            <w:r>
+              <w:t>max_tokens</w:t>
+            </w:r>
+            <w:proofErr w:type="spellEnd"/>
+            <w:r>
+              <w:t>=2000)</w:t>
             </w:r>
           </w:p>
         </w:tc>
@@ -2974,7 +3051,15 @@
               <w:spacing w:before="1" w:after="0" w:line="240" w:lineRule="auto"/>
             </w:pPr>
             <w:r>
-              <w:t>Router Agent (enum lookups)</w:t>
+              <w:t>Router Agent (</w:t>
+            </w:r>
+            <w:proofErr w:type="spellStart"/>
+            <w:r>
+              <w:t>enum</w:t>
+            </w:r>
+            <w:proofErr w:type="spellEnd"/>
+            <w:r>
+              <w:t xml:space="preserve"> lookups)</w:t>
             </w:r>
           </w:p>
         </w:tc>
@@ -3022,7 +3107,15 @@
         <w:jc w:val="both"/>
       </w:pPr>
       <w:r>
-        <w:t>The system processes each message in 5–10 seconds, reducing manual triage time from 15–20 minutes to under 1 minute — a 10–20× improvement in resolution speed. All results are stored in Firebase Firestore and reviewed via a React 18 admin dashboard.</w:t>
+        <w:t xml:space="preserve">The system processes each message in 5–10 seconds, reducing manual triage time from 15–20 minutes to under 1 minute — a 10–20× improvement in resolution speed. All results are stored in Firebase </w:t>
+      </w:r>
+      <w:proofErr w:type="spellStart"/>
+      <w:r>
+        <w:t>Firestore</w:t>
+      </w:r>
+      <w:proofErr w:type="spellEnd"/>
+      <w:r>
+        <w:t xml:space="preserve"> and reviewed via a React 18 admin dashboard.</w:t>
       </w:r>
     </w:p>
     <w:p>
@@ -3261,7 +3354,23 @@
         <w:jc w:val="both"/>
       </w:pPr>
       <w:r>
-        <w:t>The TriageAgent follows a 3-Tier Client-Server architecture with a Multi-Agent AI layer embedded in the backend tier. The system is organized into four distinct layers with strict top-down communication — no layer bypasses another.</w:t>
+        <w:t xml:space="preserve">The </w:t>
+      </w:r>
+      <w:proofErr w:type="spellStart"/>
+      <w:r>
+        <w:t>TriageAgent</w:t>
+      </w:r>
+      <w:proofErr w:type="spellEnd"/>
+      <w:r>
+        <w:t xml:space="preserve"> follows a 3-Tier Client-Server architecture with a </w:t>
+      </w:r>
+      <w:proofErr w:type="gramStart"/>
+      <w:r>
+        <w:t>Multi-Agent AI</w:t>
+      </w:r>
+      <w:proofErr w:type="gramEnd"/>
+      <w:r>
+        <w:t xml:space="preserve"> layer embedded in the backend tier. The system is organized into four distinct layers with strict top-down communication — no layer bypasses another.</w:t>
       </w:r>
     </w:p>
     <w:p>
@@ -3730,7 +3839,7 @@
           <w:noProof/>
         </w:rPr>
         <w:drawing>
-          <wp:inline distT="0" distB="0" distL="0" distR="0" wp14:anchorId="2CCB6F5A" wp14:editId="4CBEF431">
+          <wp:inline distT="0" distB="0" distL="0" distR="0" wp14:anchorId="2CCB6F5A" wp14:editId="0F169E05">
             <wp:extent cx="5731510" cy="3629891"/>
             <wp:effectExtent l="0" t="0" r="2540" b="8890"/>
             <wp:docPr id="1048353472" name="Picture 1"/>
@@ -4629,6 +4738,7 @@
               </w:rPr>
               <w:t xml:space="preserve">Combined two methods for entity extraction: </w:t>
             </w:r>
+            <w:proofErr w:type="spellStart"/>
             <w:r>
               <w:rPr>
                 <w:b/>
@@ -4638,6 +4748,7 @@
               </w:rPr>
               <w:t>spaCy</w:t>
             </w:r>
+            <w:proofErr w:type="spellEnd"/>
             <w:r>
               <w:rPr>
                 <w:sz w:val="22"/>
@@ -4683,12 +4794,37 @@
                 <w:szCs w:val="22"/>
               </w:rPr>
             </w:pPr>
+            <w:proofErr w:type="spellStart"/>
             <w:r>
               <w:rPr>
                 <w:sz w:val="22"/>
                 <w:szCs w:val="22"/>
               </w:rPr>
-              <w:t xml:space="preserve">spaCy alone misses domain-specific entities, while LLM-only solutions are slower and costlier. A hybrid approach provides both </w:t>
+              <w:t>spaCy</w:t>
+            </w:r>
+            <w:proofErr w:type="spellEnd"/>
+            <w:r>
+              <w:rPr>
+                <w:sz w:val="22"/>
+                <w:szCs w:val="22"/>
+              </w:rPr>
+              <w:t xml:space="preserve"> alone </w:t>
+            </w:r>
+            <w:proofErr w:type="gramStart"/>
+            <w:r>
+              <w:rPr>
+                <w:sz w:val="22"/>
+                <w:szCs w:val="22"/>
+              </w:rPr>
+              <w:t>misses</w:t>
+            </w:r>
+            <w:proofErr w:type="gramEnd"/>
+            <w:r>
+              <w:rPr>
+                <w:sz w:val="22"/>
+                <w:szCs w:val="22"/>
+              </w:rPr>
+              <w:t xml:space="preserve"> domain-specific entities, while LLM-only solutions are slower and costlier. A hybrid approach provides both </w:t>
             </w:r>
             <w:r>
               <w:rPr>
@@ -4762,6 +4898,7 @@
                 <w:szCs w:val="22"/>
               </w:rPr>
             </w:pPr>
+            <w:proofErr w:type="spellStart"/>
             <w:r>
               <w:rPr>
                 <w:b/>
@@ -4769,37 +4906,9 @@
                 <w:sz w:val="22"/>
                 <w:szCs w:val="22"/>
               </w:rPr>
-              <w:t>LangChain over CrewAI</w:t>
-            </w:r>
-          </w:p>
-        </w:tc>
-        <w:tc>
-          <w:tcPr>
-            <w:tcW w:w="0" w:type="auto"/>
-            <w:hideMark/>
-          </w:tcPr>
-          <w:p>
-            <w:pPr>
-              <w:widowControl w:val="0"/>
-              <w:tabs>
-                <w:tab w:val="left" w:pos="790"/>
-                <w:tab w:val="right" w:leader="dot" w:pos="8954"/>
-              </w:tabs>
-              <w:autoSpaceDE w:val="0"/>
-              <w:autoSpaceDN w:val="0"/>
-              <w:spacing w:before="2"/>
-              <w:rPr>
-                <w:sz w:val="22"/>
-                <w:szCs w:val="22"/>
-              </w:rPr>
-            </w:pPr>
-            <w:r>
-              <w:rPr>
-                <w:sz w:val="22"/>
-                <w:szCs w:val="22"/>
-              </w:rPr>
-              <w:t xml:space="preserve">Used </w:t>
-            </w:r>
+              <w:t>LangChain</w:t>
+            </w:r>
+            <w:proofErr w:type="spellEnd"/>
             <w:r>
               <w:rPr>
                 <w:b/>
@@ -4807,44 +4916,9 @@
                 <w:sz w:val="22"/>
                 <w:szCs w:val="22"/>
               </w:rPr>
-              <w:t>LangChain</w:t>
-            </w:r>
-            <w:r>
-              <w:rPr>
-                <w:sz w:val="22"/>
-                <w:szCs w:val="22"/>
-              </w:rPr>
-              <w:t xml:space="preserve"> as the framework to build and manage the agent pipeline.</w:t>
-            </w:r>
-          </w:p>
-        </w:tc>
-        <w:tc>
-          <w:tcPr>
-            <w:tcW w:w="0" w:type="auto"/>
-            <w:hideMark/>
-          </w:tcPr>
-          <w:p>
-            <w:pPr>
-              <w:widowControl w:val="0"/>
-              <w:tabs>
-                <w:tab w:val="left" w:pos="790"/>
-                <w:tab w:val="right" w:leader="dot" w:pos="8954"/>
-              </w:tabs>
-              <w:autoSpaceDE w:val="0"/>
-              <w:autoSpaceDN w:val="0"/>
-              <w:spacing w:before="2"/>
-              <w:rPr>
-                <w:sz w:val="22"/>
-                <w:szCs w:val="22"/>
-              </w:rPr>
-            </w:pPr>
-            <w:r>
-              <w:rPr>
-                <w:sz w:val="22"/>
-                <w:szCs w:val="22"/>
-              </w:rPr>
-              <w:t xml:space="preserve">LangChain provides strong </w:t>
-            </w:r>
+              <w:t xml:space="preserve"> over </w:t>
+            </w:r>
+            <w:proofErr w:type="spellStart"/>
             <w:r>
               <w:rPr>
                 <w:b/>
@@ -4852,14 +4926,125 @@
                 <w:sz w:val="22"/>
                 <w:szCs w:val="22"/>
               </w:rPr>
-              <w:t>tool integration, prompt management, and pipeline control</w:t>
-            </w:r>
-            <w:r>
+              <w:t>CrewAI</w:t>
+            </w:r>
+            <w:proofErr w:type="spellEnd"/>
+          </w:p>
+        </w:tc>
+        <w:tc>
+          <w:tcPr>
+            <w:tcW w:w="0" w:type="auto"/>
+            <w:hideMark/>
+          </w:tcPr>
+          <w:p>
+            <w:pPr>
+              <w:widowControl w:val="0"/>
+              <w:tabs>
+                <w:tab w:val="left" w:pos="790"/>
+                <w:tab w:val="right" w:leader="dot" w:pos="8954"/>
+              </w:tabs>
+              <w:autoSpaceDE w:val="0"/>
+              <w:autoSpaceDN w:val="0"/>
+              <w:spacing w:before="2"/>
               <w:rPr>
                 <w:sz w:val="22"/>
                 <w:szCs w:val="22"/>
               </w:rPr>
-              <w:t>, making it easier to orchestrate tasks and integrate LLM workflows compared to CrewAI for this project.</w:t>
+            </w:pPr>
+            <w:r>
+              <w:rPr>
+                <w:sz w:val="22"/>
+                <w:szCs w:val="22"/>
+              </w:rPr>
+              <w:t xml:space="preserve">Used </w:t>
+            </w:r>
+            <w:proofErr w:type="spellStart"/>
+            <w:r>
+              <w:rPr>
+                <w:b/>
+                <w:bCs/>
+                <w:sz w:val="22"/>
+                <w:szCs w:val="22"/>
+              </w:rPr>
+              <w:t>LangChain</w:t>
+            </w:r>
+            <w:proofErr w:type="spellEnd"/>
+            <w:r>
+              <w:rPr>
+                <w:sz w:val="22"/>
+                <w:szCs w:val="22"/>
+              </w:rPr>
+              <w:t xml:space="preserve"> as the framework to build and manage the agent pipeline.</w:t>
+            </w:r>
+          </w:p>
+        </w:tc>
+        <w:tc>
+          <w:tcPr>
+            <w:tcW w:w="0" w:type="auto"/>
+            <w:hideMark/>
+          </w:tcPr>
+          <w:p>
+            <w:pPr>
+              <w:widowControl w:val="0"/>
+              <w:tabs>
+                <w:tab w:val="left" w:pos="790"/>
+                <w:tab w:val="right" w:leader="dot" w:pos="8954"/>
+              </w:tabs>
+              <w:autoSpaceDE w:val="0"/>
+              <w:autoSpaceDN w:val="0"/>
+              <w:spacing w:before="2"/>
+              <w:rPr>
+                <w:sz w:val="22"/>
+                <w:szCs w:val="22"/>
+              </w:rPr>
+            </w:pPr>
+            <w:proofErr w:type="spellStart"/>
+            <w:r>
+              <w:rPr>
+                <w:sz w:val="22"/>
+                <w:szCs w:val="22"/>
+              </w:rPr>
+              <w:t>LangChain</w:t>
+            </w:r>
+            <w:proofErr w:type="spellEnd"/>
+            <w:r>
+              <w:rPr>
+                <w:sz w:val="22"/>
+                <w:szCs w:val="22"/>
+              </w:rPr>
+              <w:t xml:space="preserve"> provides strong </w:t>
+            </w:r>
+            <w:r>
+              <w:rPr>
+                <w:b/>
+                <w:bCs/>
+                <w:sz w:val="22"/>
+                <w:szCs w:val="22"/>
+              </w:rPr>
+              <w:t>tool integration, prompt management, and pipeline control</w:t>
+            </w:r>
+            <w:r>
+              <w:rPr>
+                <w:sz w:val="22"/>
+                <w:szCs w:val="22"/>
+              </w:rPr>
+              <w:t xml:space="preserve">, making it easier to orchestrate tasks and integrate LLM workflows compared to </w:t>
+            </w:r>
+            <w:proofErr w:type="spellStart"/>
+            <w:r>
+              <w:rPr>
+                <w:sz w:val="22"/>
+                <w:szCs w:val="22"/>
+              </w:rPr>
+              <w:t>CrewAI</w:t>
+            </w:r>
+            <w:proofErr w:type="spellEnd"/>
+            <w:r>
+              <w:rPr>
+                <w:sz w:val="22"/>
+                <w:szCs w:val="22"/>
+              </w:rPr>
+              <w:t xml:space="preserve"> for this project.</w:t>
             </w:r>
           </w:p>
         </w:tc>
@@ -5507,43 +5692,72 @@
                 <w:sz w:val="22"/>
                 <w:szCs w:val="22"/>
               </w:rPr>
-              <w:t>Firebase Firestore (NoSQL)</w:t>
-            </w:r>
-            <w:r>
-              <w:rPr>
+              <w:t xml:space="preserve">Firebase </w:t>
+            </w:r>
+            <w:proofErr w:type="spellStart"/>
+            <w:r>
+              <w:rPr>
+                <w:b/>
+                <w:bCs/>
                 <w:sz w:val="22"/>
                 <w:szCs w:val="22"/>
               </w:rPr>
-              <w:t xml:space="preserve"> instead of PostgreSQL or SQLite.</w:t>
-            </w:r>
-          </w:p>
-        </w:tc>
-        <w:tc>
-          <w:tcPr>
-            <w:tcW w:w="0" w:type="auto"/>
-            <w:hideMark/>
-          </w:tcPr>
-          <w:p>
-            <w:pPr>
-              <w:widowControl w:val="0"/>
-              <w:tabs>
-                <w:tab w:val="left" w:pos="790"/>
-                <w:tab w:val="right" w:leader="dot" w:pos="8954"/>
-              </w:tabs>
-              <w:autoSpaceDE w:val="0"/>
-              <w:autoSpaceDN w:val="0"/>
-              <w:spacing w:before="2"/>
-              <w:rPr>
+              <w:t>Firestore</w:t>
+            </w:r>
+            <w:proofErr w:type="spellEnd"/>
+            <w:r>
+              <w:rPr>
+                <w:b/>
+                <w:bCs/>
                 <w:sz w:val="22"/>
                 <w:szCs w:val="22"/>
               </w:rPr>
-            </w:pPr>
+              <w:t xml:space="preserve"> (NoSQL)</w:t>
+            </w:r>
             <w:r>
               <w:rPr>
                 <w:sz w:val="22"/>
                 <w:szCs w:val="22"/>
               </w:rPr>
-              <w:t xml:space="preserve">Firestore requires </w:t>
+              <w:t xml:space="preserve"> instead of PostgreSQL or SQLite.</w:t>
+            </w:r>
+          </w:p>
+        </w:tc>
+        <w:tc>
+          <w:tcPr>
+            <w:tcW w:w="0" w:type="auto"/>
+            <w:hideMark/>
+          </w:tcPr>
+          <w:p>
+            <w:pPr>
+              <w:widowControl w:val="0"/>
+              <w:tabs>
+                <w:tab w:val="left" w:pos="790"/>
+                <w:tab w:val="right" w:leader="dot" w:pos="8954"/>
+              </w:tabs>
+              <w:autoSpaceDE w:val="0"/>
+              <w:autoSpaceDN w:val="0"/>
+              <w:spacing w:before="2"/>
+              <w:rPr>
+                <w:sz w:val="22"/>
+                <w:szCs w:val="22"/>
+              </w:rPr>
+            </w:pPr>
+            <w:proofErr w:type="spellStart"/>
+            <w:r>
+              <w:rPr>
+                <w:sz w:val="22"/>
+                <w:szCs w:val="22"/>
+              </w:rPr>
+              <w:t>Firestore</w:t>
+            </w:r>
+            <w:proofErr w:type="spellEnd"/>
+            <w:r>
+              <w:rPr>
+                <w:sz w:val="22"/>
+                <w:szCs w:val="22"/>
+              </w:rPr>
+              <w:t xml:space="preserve"> requires </w:t>
             </w:r>
             <w:r>
               <w:rPr>
@@ -6003,8 +6217,21 @@
         <w:t xml:space="preserve">  </w:t>
       </w:r>
       <w:r>
-        <w:t>|  Auth: Authorization: Bearer {JWT}  |  Content-Type: application/json</w:t>
-      </w:r>
+        <w:t>|  Auth: Authorization: Bearer {</w:t>
+      </w:r>
+      <w:proofErr w:type="gramStart"/>
+      <w:r>
+        <w:t>JWT}  |</w:t>
+      </w:r>
+      <w:proofErr w:type="gramEnd"/>
+      <w:r>
+        <w:t xml:space="preserve">  Content-Type: application/</w:t>
+      </w:r>
+      <w:proofErr w:type="spellStart"/>
+      <w:r>
+        <w:t>json</w:t>
+      </w:r>
+      <w:proofErr w:type="spellEnd"/>
     </w:p>
     <w:p>
       <w:pPr>
@@ -6026,7 +6253,23 @@
           <w:b/>
           <w:bCs/>
         </w:rPr>
-        <w:t>Authentication APIs — /api/auth</w:t>
+        <w:t>Authentication APIs — /</w:t>
+      </w:r>
+      <w:proofErr w:type="spellStart"/>
+      <w:r>
+        <w:rPr>
+          <w:b/>
+          <w:bCs/>
+        </w:rPr>
+        <w:t>api</w:t>
+      </w:r>
+      <w:proofErr w:type="spellEnd"/>
+      <w:r>
+        <w:rPr>
+          <w:b/>
+          <w:bCs/>
+        </w:rPr>
+        <w:t>/auth</w:t>
       </w:r>
     </w:p>
     <w:tbl>
@@ -6204,7 +6447,15 @@
               <w:spacing w:before="2"/>
             </w:pPr>
             <w:r>
-              <w:t>/api/auth/register</w:t>
+              <w:t>/</w:t>
+            </w:r>
+            <w:proofErr w:type="spellStart"/>
+            <w:r>
+              <w:t>api</w:t>
+            </w:r>
+            <w:proofErr w:type="spellEnd"/>
+            <w:r>
+              <w:t>/auth/register</w:t>
             </w:r>
           </w:p>
         </w:tc>
@@ -6225,7 +6476,15 @@
               <w:spacing w:before="2"/>
             </w:pPr>
             <w:r>
-              <w:t>Register new user, create Firebase account + Firestore profile</w:t>
+              <w:t xml:space="preserve">Register new user, create Firebase account + </w:t>
+            </w:r>
+            <w:proofErr w:type="spellStart"/>
+            <w:r>
+              <w:t>Firestore</w:t>
+            </w:r>
+            <w:proofErr w:type="spellEnd"/>
+            <w:r>
+              <w:t xml:space="preserve"> profile</w:t>
             </w:r>
           </w:p>
         </w:tc>
@@ -6293,7 +6552,15 @@
               <w:spacing w:before="2"/>
             </w:pPr>
             <w:r>
-              <w:t>/api/auth/login</w:t>
+              <w:t>/</w:t>
+            </w:r>
+            <w:proofErr w:type="spellStart"/>
+            <w:r>
+              <w:t>api</w:t>
+            </w:r>
+            <w:proofErr w:type="spellEnd"/>
+            <w:r>
+              <w:t>/auth/login</w:t>
             </w:r>
           </w:p>
         </w:tc>
@@ -6388,7 +6655,15 @@
               <w:spacing w:before="2"/>
             </w:pPr>
             <w:r>
-              <w:t>/api/auth/me</w:t>
+              <w:t>/</w:t>
+            </w:r>
+            <w:proofErr w:type="spellStart"/>
+            <w:r>
+              <w:t>api</w:t>
+            </w:r>
+            <w:proofErr w:type="spellEnd"/>
+            <w:r>
+              <w:t>/auth/me</w:t>
             </w:r>
           </w:p>
         </w:tc>
@@ -6472,7 +6747,23 @@
           <w:b/>
           <w:bCs/>
         </w:rPr>
-        <w:t>Triage APIs — /api/triage</w:t>
+        <w:t>Triage APIs — /</w:t>
+      </w:r>
+      <w:proofErr w:type="spellStart"/>
+      <w:r>
+        <w:rPr>
+          <w:b/>
+          <w:bCs/>
+        </w:rPr>
+        <w:t>api</w:t>
+      </w:r>
+      <w:proofErr w:type="spellEnd"/>
+      <w:r>
+        <w:rPr>
+          <w:b/>
+          <w:bCs/>
+        </w:rPr>
+        <w:t>/triage</w:t>
       </w:r>
     </w:p>
     <w:tbl>
@@ -6644,7 +6935,15 @@
               <w:spacing w:before="2"/>
             </w:pPr>
             <w:r>
-              <w:t>/api/triage</w:t>
+              <w:t>/</w:t>
+            </w:r>
+            <w:proofErr w:type="spellStart"/>
+            <w:r>
+              <w:t>api</w:t>
+            </w:r>
+            <w:proofErr w:type="spellEnd"/>
+            <w:r>
+              <w:t>/triage</w:t>
             </w:r>
           </w:p>
         </w:tc>
@@ -6730,7 +7029,25 @@
               <w:spacing w:before="2"/>
             </w:pPr>
             <w:r>
-              <w:t>/api/triage/{triage_id}</w:t>
+              <w:t>/</w:t>
+            </w:r>
+            <w:proofErr w:type="spellStart"/>
+            <w:proofErr w:type="gramStart"/>
+            <w:r>
+              <w:t>api</w:t>
+            </w:r>
+            <w:proofErr w:type="spellEnd"/>
+            <w:proofErr w:type="gramEnd"/>
+            <w:r>
+              <w:t>/triage/{</w:t>
+            </w:r>
+            <w:proofErr w:type="spellStart"/>
+            <w:r>
+              <w:t>triage_id</w:t>
+            </w:r>
+            <w:proofErr w:type="spellEnd"/>
+            <w:r>
+              <w:t>}</w:t>
             </w:r>
           </w:p>
         </w:tc>
@@ -6816,7 +7133,25 @@
               <w:spacing w:before="2"/>
             </w:pPr>
             <w:r>
-              <w:t>/api/triage/{triage_id}</w:t>
+              <w:t>/</w:t>
+            </w:r>
+            <w:proofErr w:type="spellStart"/>
+            <w:proofErr w:type="gramStart"/>
+            <w:r>
+              <w:t>api</w:t>
+            </w:r>
+            <w:proofErr w:type="spellEnd"/>
+            <w:proofErr w:type="gramEnd"/>
+            <w:r>
+              <w:t>/triage/{</w:t>
+            </w:r>
+            <w:proofErr w:type="spellStart"/>
+            <w:r>
+              <w:t>triage_id</w:t>
+            </w:r>
+            <w:proofErr w:type="spellEnd"/>
+            <w:r>
+              <w:t>}</w:t>
             </w:r>
             <w:r>
               <w:t xml:space="preserve"> </w:t>
@@ -6912,7 +7247,23 @@
           <w:b/>
           <w:bCs/>
         </w:rPr>
-        <w:t>Messages APIs — /api/messages</w:t>
+        <w:t>Messages APIs — /</w:t>
+      </w:r>
+      <w:proofErr w:type="spellStart"/>
+      <w:r>
+        <w:rPr>
+          <w:b/>
+          <w:bCs/>
+        </w:rPr>
+        <w:t>api</w:t>
+      </w:r>
+      <w:proofErr w:type="spellEnd"/>
+      <w:r>
+        <w:rPr>
+          <w:b/>
+          <w:bCs/>
+        </w:rPr>
+        <w:t>/messages</w:t>
       </w:r>
     </w:p>
     <w:tbl>
@@ -7084,7 +7435,15 @@
               <w:spacing w:before="2"/>
             </w:pPr>
             <w:r>
-              <w:t>/api/messages</w:t>
+              <w:t>/</w:t>
+            </w:r>
+            <w:proofErr w:type="spellStart"/>
+            <w:r>
+              <w:t>api</w:t>
+            </w:r>
+            <w:proofErr w:type="spellEnd"/>
+            <w:r>
+              <w:t>/messages</w:t>
             </w:r>
           </w:p>
         </w:tc>
@@ -7170,13 +7529,31 @@
               <w:spacing w:before="2"/>
             </w:pPr>
             <w:r>
-              <w:t>/api/messages/</w:t>
+              <w:t>/</w:t>
+            </w:r>
+            <w:proofErr w:type="spellStart"/>
+            <w:proofErr w:type="gramStart"/>
+            <w:r>
+              <w:t>api</w:t>
+            </w:r>
+            <w:proofErr w:type="spellEnd"/>
+            <w:proofErr w:type="gramEnd"/>
+            <w:r>
+              <w:t>/messages/</w:t>
             </w:r>
             <w:r>
               <w:t xml:space="preserve"> </w:t>
             </w:r>
             <w:r>
-              <w:t>{triage_id}</w:t>
+              <w:t>{</w:t>
+            </w:r>
+            <w:proofErr w:type="spellStart"/>
+            <w:r>
+              <w:t>triage_id</w:t>
+            </w:r>
+            <w:proofErr w:type="spellEnd"/>
+            <w:r>
+              <w:t>}</w:t>
             </w:r>
           </w:p>
         </w:tc>
@@ -7262,13 +7639,31 @@
               <w:spacing w:before="2"/>
             </w:pPr>
             <w:r>
-              <w:t>/api/messages/</w:t>
+              <w:t>/</w:t>
+            </w:r>
+            <w:proofErr w:type="spellStart"/>
+            <w:proofErr w:type="gramStart"/>
+            <w:r>
+              <w:t>api</w:t>
+            </w:r>
+            <w:proofErr w:type="spellEnd"/>
+            <w:proofErr w:type="gramEnd"/>
+            <w:r>
+              <w:t>/messages/</w:t>
             </w:r>
             <w:r>
               <w:t xml:space="preserve"> </w:t>
             </w:r>
             <w:r>
-              <w:t>{triage_id}/</w:t>
+              <w:t>{</w:t>
+            </w:r>
+            <w:proofErr w:type="spellStart"/>
+            <w:r>
+              <w:t>triage_id</w:t>
+            </w:r>
+            <w:proofErr w:type="spellEnd"/>
+            <w:r>
+              <w:t>}/</w:t>
             </w:r>
             <w:r>
               <w:t xml:space="preserve"> </w:t>
@@ -7358,7 +7753,23 @@
           <w:b/>
           <w:bCs/>
         </w:rPr>
-        <w:t>Analytics APIs — /api/analytics</w:t>
+        <w:t>Analytics APIs — /</w:t>
+      </w:r>
+      <w:proofErr w:type="spellStart"/>
+      <w:r>
+        <w:rPr>
+          <w:b/>
+          <w:bCs/>
+        </w:rPr>
+        <w:t>api</w:t>
+      </w:r>
+      <w:proofErr w:type="spellEnd"/>
+      <w:r>
+        <w:rPr>
+          <w:b/>
+          <w:bCs/>
+        </w:rPr>
+        <w:t>/analytics</w:t>
       </w:r>
     </w:p>
     <w:tbl>
@@ -7530,7 +7941,15 @@
               <w:spacing w:before="2"/>
             </w:pPr>
             <w:r>
-              <w:t>/api/analytics/stats</w:t>
+              <w:t>/</w:t>
+            </w:r>
+            <w:proofErr w:type="spellStart"/>
+            <w:r>
+              <w:t>api</w:t>
+            </w:r>
+            <w:proofErr w:type="spellEnd"/>
+            <w:r>
+              <w:t>/analytics/stats</w:t>
             </w:r>
           </w:p>
         </w:tc>
@@ -7616,7 +8035,17 @@
               <w:spacing w:before="2"/>
             </w:pPr>
             <w:r>
-              <w:t>/api/analytics/</w:t>
+              <w:t>/</w:t>
+            </w:r>
+            <w:proofErr w:type="spellStart"/>
+            <w:proofErr w:type="gramStart"/>
+            <w:r>
+              <w:t>api</w:t>
+            </w:r>
+            <w:proofErr w:type="spellEnd"/>
+            <w:proofErr w:type="gramEnd"/>
+            <w:r>
+              <w:t>/analytics/</w:t>
             </w:r>
             <w:r>
               <w:t xml:space="preserve"> </w:t>
@@ -7708,7 +8137,17 @@
               <w:spacing w:before="2"/>
             </w:pPr>
             <w:r>
-              <w:t>/api/analytics/</w:t>
+              <w:t>/</w:t>
+            </w:r>
+            <w:proofErr w:type="spellStart"/>
+            <w:proofErr w:type="gramStart"/>
+            <w:r>
+              <w:t>api</w:t>
+            </w:r>
+            <w:proofErr w:type="spellEnd"/>
+            <w:proofErr w:type="gramEnd"/>
+            <w:r>
+              <w:t>/analytics/</w:t>
             </w:r>
             <w:r>
               <w:t xml:space="preserve"> </w:t>
@@ -7800,7 +8239,15 @@
               <w:spacing w:before="2"/>
             </w:pPr>
             <w:r>
-              <w:t>/api/analytics/intent</w:t>
+              <w:t>/</w:t>
+            </w:r>
+            <w:proofErr w:type="spellStart"/>
+            <w:r>
+              <w:t>api</w:t>
+            </w:r>
+            <w:proofErr w:type="spellEnd"/>
+            <w:r>
+              <w:t>/analytics/intent</w:t>
             </w:r>
           </w:p>
         </w:tc>
@@ -7886,7 +8333,17 @@
               <w:spacing w:before="2"/>
             </w:pPr>
             <w:r>
-              <w:t>/api/analytics/</w:t>
+              <w:t>/</w:t>
+            </w:r>
+            <w:proofErr w:type="spellStart"/>
+            <w:proofErr w:type="gramStart"/>
+            <w:r>
+              <w:t>api</w:t>
+            </w:r>
+            <w:proofErr w:type="spellEnd"/>
+            <w:proofErr w:type="gramEnd"/>
+            <w:r>
+              <w:t>/analytics/</w:t>
             </w:r>
             <w:r>
               <w:t xml:space="preserve"> </w:t>
@@ -7913,7 +8370,15 @@
               <w:spacing w:before="2"/>
             </w:pPr>
             <w:r>
-              <w:t>Get avg/min/max processing times and approval rate</w:t>
+              <w:t xml:space="preserve">Get </w:t>
+            </w:r>
+            <w:proofErr w:type="spellStart"/>
+            <w:r>
+              <w:t>avg</w:t>
+            </w:r>
+            <w:proofErr w:type="spellEnd"/>
+            <w:r>
+              <w:t>/min/max processing times and approval rate</w:t>
             </w:r>
           </w:p>
         </w:tc>
@@ -8176,8 +8641,13 @@
               <w:autoSpaceDN w:val="0"/>
               <w:spacing w:before="2" w:after="0" w:line="240" w:lineRule="auto"/>
             </w:pPr>
-            <w:r>
-              <w:t>FastAPI Official Documentation</w:t>
+            <w:proofErr w:type="spellStart"/>
+            <w:r>
+              <w:t>FastAPI</w:t>
+            </w:r>
+            <w:proofErr w:type="spellEnd"/>
+            <w:r>
+              <w:t xml:space="preserve"> Official Documentation</w:t>
             </w:r>
           </w:p>
         </w:tc>
@@ -8269,8 +8739,13 @@
               <w:autoSpaceDN w:val="0"/>
               <w:spacing w:before="2" w:after="0" w:line="240" w:lineRule="auto"/>
             </w:pPr>
-            <w:r>
-              <w:t>LangChain Documentation</w:t>
+            <w:proofErr w:type="spellStart"/>
+            <w:r>
+              <w:t>LangChain</w:t>
+            </w:r>
+            <w:proofErr w:type="spellEnd"/>
+            <w:r>
+              <w:t xml:space="preserve"> Documentation</w:t>
             </w:r>
           </w:p>
         </w:tc>
@@ -8455,8 +8930,13 @@
               <w:autoSpaceDN w:val="0"/>
               <w:spacing w:before="2" w:after="0" w:line="240" w:lineRule="auto"/>
             </w:pPr>
-            <w:r>
-              <w:t>spaCy NLP Documentation</w:t>
+            <w:proofErr w:type="spellStart"/>
+            <w:r>
+              <w:t>spaCy</w:t>
+            </w:r>
+            <w:proofErr w:type="spellEnd"/>
+            <w:r>
+              <w:t xml:space="preserve"> NLP Documentation</w:t>
             </w:r>
           </w:p>
         </w:tc>
@@ -8549,7 +9029,15 @@
               <w:spacing w:before="2" w:after="0" w:line="240" w:lineRule="auto"/>
             </w:pPr>
             <w:r>
-              <w:t>Firebase Firestore Documentation</w:t>
+              <w:t xml:space="preserve">Firebase </w:t>
+            </w:r>
+            <w:proofErr w:type="spellStart"/>
+            <w:r>
+              <w:t>Firestore</w:t>
+            </w:r>
+            <w:proofErr w:type="spellEnd"/>
+            <w:r>
+              <w:t xml:space="preserve"> Documentation</w:t>
             </w:r>
           </w:p>
         </w:tc>
@@ -8641,8 +9129,13 @@
               <w:autoSpaceDN w:val="0"/>
               <w:spacing w:before="2" w:after="0" w:line="240" w:lineRule="auto"/>
             </w:pPr>
-            <w:r>
-              <w:t>Pydantic V2 Documentation</w:t>
+            <w:proofErr w:type="spellStart"/>
+            <w:r>
+              <w:t>Pydantic</w:t>
+            </w:r>
+            <w:proofErr w:type="spellEnd"/>
+            <w:r>
+              <w:t xml:space="preserve"> V2 Documentation</w:t>
             </w:r>
           </w:p>
         </w:tc>
@@ -8920,8 +9413,13 @@
               <w:autoSpaceDN w:val="0"/>
               <w:spacing w:before="2" w:after="0" w:line="240" w:lineRule="auto"/>
             </w:pPr>
-            <w:r>
-              <w:t>Zustand State Management</w:t>
+            <w:proofErr w:type="spellStart"/>
+            <w:r>
+              <w:t>Zustand</w:t>
+            </w:r>
+            <w:proofErr w:type="spellEnd"/>
+            <w:r>
+              <w:t xml:space="preserve"> State Management</w:t>
             </w:r>
           </w:p>
         </w:tc>
@@ -9086,8 +9584,19 @@
           <w:sz w:val="28"/>
           <w:szCs w:val="28"/>
         </w:rPr>
-        <w:t>Technology Stack — TriageAgent</w:t>
-      </w:r>
+        <w:t xml:space="preserve">Technology Stack — </w:t>
+      </w:r>
+      <w:proofErr w:type="spellStart"/>
+      <w:r>
+        <w:rPr>
+          <w:b/>
+          <w:bCs/>
+          <w:sz w:val="28"/>
+          <w:szCs w:val="28"/>
+        </w:rPr>
+        <w:t>TriageAgent</w:t>
+      </w:r>
+      <w:proofErr w:type="spellEnd"/>
     </w:p>
     <w:p>
       <w:pPr>
@@ -9376,9 +9885,11 @@
               <w:autoSpaceDN w:val="0"/>
               <w:spacing w:before="2"/>
             </w:pPr>
+            <w:proofErr w:type="spellStart"/>
             <w:r>
               <w:t>FastAPI</w:t>
             </w:r>
+            <w:proofErr w:type="spellEnd"/>
           </w:p>
         </w:tc>
         <w:tc>
@@ -9440,7 +9951,15 @@
               <w:spacing w:before="2"/>
             </w:pPr>
             <w:r>
-              <w:t>Fastest Python web framework (ASGI). Native Pydantic integration for request validation. Chosen over Flask/Django for async support and auto-generated API documentation.</w:t>
+              <w:t xml:space="preserve">Fastest Python web framework (ASGI). Native </w:t>
+            </w:r>
+            <w:proofErr w:type="spellStart"/>
+            <w:r>
+              <w:t>Pydantic</w:t>
+            </w:r>
+            <w:proofErr w:type="spellEnd"/>
+            <w:r>
+              <w:t xml:space="preserve"> integration for request validation. Chosen over Flask/Django for async support and auto-generated API documentation.</w:t>
             </w:r>
           </w:p>
         </w:tc>
@@ -9568,7 +10087,23 @@
               <w:spacing w:before="2"/>
             </w:pPr>
             <w:r>
-              <w:t>Required by spaCy and LangChain ecosystem. Python 3.11 brings significant performance improv</w:t>
+              <w:t xml:space="preserve">Required by </w:t>
+            </w:r>
+            <w:proofErr w:type="spellStart"/>
+            <w:r>
+              <w:t>spaCy</w:t>
+            </w:r>
+            <w:proofErr w:type="spellEnd"/>
+            <w:r>
+              <w:t xml:space="preserve"> and </w:t>
+            </w:r>
+            <w:proofErr w:type="spellStart"/>
+            <w:r>
+              <w:t>LangChain</w:t>
+            </w:r>
+            <w:proofErr w:type="spellEnd"/>
+            <w:r>
+              <w:t xml:space="preserve"> ecosystem. Python 3.11 brings significant performance improv</w:t>
             </w:r>
             <w:r>
               <w:t>e</w:t>
@@ -9639,9 +10174,11 @@
               <w:autoSpaceDN w:val="0"/>
               <w:spacing w:before="2"/>
             </w:pPr>
+            <w:proofErr w:type="spellStart"/>
             <w:r>
               <w:t>Uvicorn</w:t>
             </w:r>
+            <w:proofErr w:type="spellEnd"/>
           </w:p>
         </w:tc>
         <w:tc>
@@ -9682,7 +10219,15 @@
               <w:spacing w:before="2"/>
             </w:pPr>
             <w:r>
-              <w:t>Runs the FastAPI app in development and production</w:t>
+              <w:t xml:space="preserve">Runs the </w:t>
+            </w:r>
+            <w:proofErr w:type="spellStart"/>
+            <w:r>
+              <w:t>FastAPI</w:t>
+            </w:r>
+            <w:proofErr w:type="spellEnd"/>
+            <w:r>
+              <w:t xml:space="preserve"> app in development and production</w:t>
             </w:r>
           </w:p>
         </w:tc>
@@ -9767,8 +10312,13 @@
               <w:autoSpaceDN w:val="0"/>
               <w:spacing w:before="2"/>
             </w:pPr>
-            <w:r>
-              <w:t>Pydantic V2</w:t>
+            <w:proofErr w:type="spellStart"/>
+            <w:r>
+              <w:t>Pydantic</w:t>
+            </w:r>
+            <w:proofErr w:type="spellEnd"/>
+            <w:r>
+              <w:t xml:space="preserve"> V2</w:t>
             </w:r>
           </w:p>
         </w:tc>
@@ -9830,8 +10380,13 @@
               <w:autoSpaceDN w:val="0"/>
               <w:spacing w:before="2"/>
             </w:pPr>
-            <w:r>
-              <w:t xml:space="preserve">Pydantic V2 is 5–50x faster than V1. Strict type enforcement at API boundary. </w:t>
+            <w:proofErr w:type="spellStart"/>
+            <w:r>
+              <w:t>Pydantic</w:t>
+            </w:r>
+            <w:proofErr w:type="spellEnd"/>
+            <w:r>
+              <w:t xml:space="preserve"> V2 is 5–50x faster than V1. Strict type enforcement at API boundary. </w:t>
             </w:r>
           </w:p>
         </w:tc>
@@ -10148,7 +10703,15 @@
               <w:spacing w:before="2"/>
             </w:pPr>
             <w:r>
-              <w:t>google-genai 1.46</w:t>
+              <w:t>google-</w:t>
+            </w:r>
+            <w:proofErr w:type="spellStart"/>
+            <w:r>
+              <w:t>genai</w:t>
+            </w:r>
+            <w:proofErr w:type="spellEnd"/>
+            <w:r>
+              <w:t xml:space="preserve"> 1.46</w:t>
             </w:r>
           </w:p>
         </w:tc>
@@ -10254,9 +10817,11 @@
               <w:autoSpaceDN w:val="0"/>
               <w:spacing w:before="2"/>
             </w:pPr>
+            <w:proofErr w:type="spellStart"/>
             <w:r>
               <w:t>LangChain</w:t>
             </w:r>
+            <w:proofErr w:type="spellEnd"/>
           </w:p>
         </w:tc>
         <w:tc>
@@ -10318,7 +10883,15 @@
               <w:spacing w:before="2"/>
             </w:pPr>
             <w:r>
-              <w:t>More control over custom triage logic than CrewAI. Flexible for single-pipeline orchestration. Supports prompt templates with structured output parsing.</w:t>
+              <w:t xml:space="preserve">More control over custom triage logic than </w:t>
+            </w:r>
+            <w:proofErr w:type="spellStart"/>
+            <w:r>
+              <w:t>CrewAI</w:t>
+            </w:r>
+            <w:proofErr w:type="spellEnd"/>
+            <w:r>
+              <w:t>. Flexible for single-pipeline orchestration. Supports prompt templates with structured output parsing.</w:t>
             </w:r>
           </w:p>
         </w:tc>
@@ -10608,9 +11181,11 @@
               <w:autoSpaceDN w:val="0"/>
               <w:spacing w:before="2"/>
             </w:pPr>
+            <w:proofErr w:type="spellStart"/>
             <w:r>
               <w:t>spaCy</w:t>
             </w:r>
+            <w:proofErr w:type="spellEnd"/>
           </w:p>
         </w:tc>
         <w:tc>
@@ -10672,7 +11247,31 @@
               <w:spacing w:before="2"/>
             </w:pPr>
             <w:r>
-              <w:t>Runs offline with zero API cost — milliseconds per request. en_core_web_sm is accurate for standard English entities. Hybrid with Gemini gives best accuracy. spaCy alone misses domain-specific IDs; Gemini alone is slow and costly for every call.</w:t>
+              <w:t xml:space="preserve">Runs offline with zero API cost — milliseconds per request. </w:t>
+            </w:r>
+            <w:proofErr w:type="spellStart"/>
+            <w:r>
+              <w:t>en_core_web_sm</w:t>
+            </w:r>
+            <w:proofErr w:type="spellEnd"/>
+            <w:r>
+              <w:t xml:space="preserve"> is accurate for standard English entities. Hybrid with Gemini gives best accuracy. </w:t>
+            </w:r>
+            <w:proofErr w:type="spellStart"/>
+            <w:r>
+              <w:t>spaCy</w:t>
+            </w:r>
+            <w:proofErr w:type="spellEnd"/>
+            <w:r>
+              <w:t xml:space="preserve"> alone </w:t>
+            </w:r>
+            <w:proofErr w:type="gramStart"/>
+            <w:r>
+              <w:t>misses</w:t>
+            </w:r>
+            <w:proofErr w:type="gramEnd"/>
+            <w:r>
+              <w:t xml:space="preserve"> domain-specific IDs; Gemini alone is slow and costly for every call.</w:t>
             </w:r>
           </w:p>
         </w:tc>
@@ -10968,8 +11567,13 @@
               <w:spacing w:before="2"/>
             </w:pPr>
             <w:r>
-              <w:t>Firebase Firestore</w:t>
-            </w:r>
+              <w:t xml:space="preserve">Firebase </w:t>
+            </w:r>
+            <w:proofErr w:type="spellStart"/>
+            <w:r>
+              <w:t>Firestore</w:t>
+            </w:r>
+            <w:proofErr w:type="spellEnd"/>
           </w:p>
         </w:tc>
         <w:tc>
@@ -11400,7 +12004,15 @@
               <w:spacing w:before="2"/>
             </w:pPr>
             <w:r>
-              <w:t>Handles password hashing and storage securely. Supports email/password. Integrated with Firestore same project credentials. Breach detection and security monitoring built-in.</w:t>
+              <w:t xml:space="preserve">Handles password hashing and storage securely. Supports email/password. Integrated with </w:t>
+            </w:r>
+            <w:proofErr w:type="spellStart"/>
+            <w:r>
+              <w:t>Firestore</w:t>
+            </w:r>
+            <w:proofErr w:type="spellEnd"/>
+            <w:r>
+              <w:t xml:space="preserve"> same project credentials. Breach detection and security monitoring built-in.</w:t>
             </w:r>
           </w:p>
         </w:tc>
@@ -11465,7 +12077,15 @@
               <w:spacing w:before="2"/>
             </w:pPr>
             <w:r>
-              <w:t>JWT (python-jose)</w:t>
+              <w:t>JWT (python-</w:t>
+            </w:r>
+            <w:proofErr w:type="spellStart"/>
+            <w:r>
+              <w:t>jose</w:t>
+            </w:r>
+            <w:proofErr w:type="spellEnd"/>
+            <w:r>
+              <w:t>)</w:t>
             </w:r>
           </w:p>
         </w:tc>
@@ -12015,7 +12635,15 @@
               <w:spacing w:before="2"/>
             </w:pPr>
             <w:r>
-              <w:t xml:space="preserve">Significantly faster than Create React App. Hot module replacement in milliseconds. Built-in proxy for /api calls eliminates CORS issues in development. </w:t>
+              <w:t>Significantly faster than Create React App. Hot module replacement in milliseconds. Built-in proxy for /</w:t>
+            </w:r>
+            <w:proofErr w:type="spellStart"/>
+            <w:r>
+              <w:t>api</w:t>
+            </w:r>
+            <w:proofErr w:type="spellEnd"/>
+            <w:r>
+              <w:t xml:space="preserve"> calls eliminates CORS issues in development. </w:t>
             </w:r>
           </w:p>
         </w:tc>
@@ -12144,7 +12772,15 @@
               <w:spacing w:before="2"/>
             </w:pPr>
             <w:r>
-              <w:t>Rapid UI development with utility classes. No context-switching between CSS files. Consistent design system. Used Tailwind v3 for PostCSS compatibility with Vite.</w:t>
+              <w:t xml:space="preserve">Rapid UI development with utility classes. No context-switching between CSS files. Consistent design system. Used Tailwind v3 for </w:t>
+            </w:r>
+            <w:proofErr w:type="spellStart"/>
+            <w:r>
+              <w:t>PostCSS</w:t>
+            </w:r>
+            <w:proofErr w:type="spellEnd"/>
+            <w:r>
+              <w:t xml:space="preserve"> compatibility with Vite.</w:t>
             </w:r>
           </w:p>
         </w:tc>
@@ -12439,9 +13075,11 @@
               <w:autoSpaceDN w:val="0"/>
               <w:spacing w:before="2"/>
             </w:pPr>
+            <w:proofErr w:type="spellStart"/>
             <w:r>
               <w:t>Zustand</w:t>
             </w:r>
+            <w:proofErr w:type="spellEnd"/>
           </w:p>
         </w:tc>
         <w:tc>
@@ -12503,7 +13141,23 @@
               <w:spacing w:before="2"/>
             </w:pPr>
             <w:r>
-              <w:t xml:space="preserve">Minimal boilerplate compared to Redux. Three isolated stores (Auth, Triage, Message) prevent state coupling. Built-in persist middleware syncs accessToken to localStorage. </w:t>
+              <w:t xml:space="preserve">Minimal boilerplate compared to Redux. Three isolated stores (Auth, Triage, Message) prevent state coupling. Built-in persist middleware syncs </w:t>
+            </w:r>
+            <w:proofErr w:type="spellStart"/>
+            <w:r>
+              <w:t>accessToken</w:t>
+            </w:r>
+            <w:proofErr w:type="spellEnd"/>
+            <w:r>
+              <w:t xml:space="preserve"> to </w:t>
+            </w:r>
+            <w:proofErr w:type="spellStart"/>
+            <w:r>
+              <w:t>localStorage</w:t>
+            </w:r>
+            <w:proofErr w:type="spellEnd"/>
+            <w:r>
+              <w:t xml:space="preserve">. </w:t>
             </w:r>
           </w:p>
         </w:tc>
@@ -12586,10 +13240,21 @@
           <w:jc w:val="right"/>
         </w:pPr>
         <w:r>
-          <w:t xml:space="preserve">Medicaps University – Datagami Skill Based Course – Project </w:t>
+          <w:t xml:space="preserve">Medicaps University – </w:t>
+        </w:r>
+        <w:proofErr w:type="spellStart"/>
+        <w:r>
+          <w:t>Datagami</w:t>
+        </w:r>
+        <w:proofErr w:type="spellEnd"/>
+        <w:r>
+          <w:t xml:space="preserve"> Skill Based Course – Project </w:t>
         </w:r>
         <w:r>
-          <w:t>HLD</w:t>
+          <w:t>L</w:t>
+        </w:r>
+        <w:r>
+          <w:t>LD</w:t>
         </w:r>
         <w:r>
           <w:t xml:space="preserve"> | </w:t>
@@ -17718,6 +18383,7 @@
   <w:style w:type="character" w:default="1" w:styleId="DefaultParagraphFont">
     <w:name w:val="Default Paragraph Font"/>
     <w:uiPriority w:val="1"/>
+    <w:semiHidden/>
     <w:unhideWhenUsed/>
   </w:style>
   <w:style w:type="table" w:default="1" w:styleId="TableNormal">
